--- a/menina_elefante/saidas/A_Menina_Elefante_V2_Parte_IV.docx
+++ b/menina_elefante/saidas/A_Menina_Elefante_V2_Parte_IV.docx
@@ -1074,7 +1074,7 @@
     </w:p>
     <w:p>
       <w:r>
-        <w:t xml:space="preserve">Não sei quando começou. Sei que numa tarde eu estava discutindo com uma enfermeira sobre o horário de um exame, eu no meu japonês quebrado, a enfermeira no dela, as duas apontando para o papel, e quando a enfermeira foi embora eu me virei e minha mãe estava me olhando da cama. Olhando com uma cara que eu não conhecia. Não era a cara de quem confere o grau que eu anotei. Não era a cara de alívio da foto do pré. Era outra.</w:t>
+        <w:t xml:space="preserve">Não sei quando começou. Sei que numa tarde eu estava discutindo com uma enfermeira sobre o horário de um exame, eu no meu japonês quebrado, a enfermeira no dela, as duas apontando para o papel, e quando a enfermeira foi embora eu me virei e minha mãe estava me olhando da cama. Olhando com uma cara que eu não conhecia, que não se parecia com a de quem confere o grau que eu anotei, nem com a de alívio atrás do fotógrafo, no pátio do pré.</w:t>
       </w:r>
     </w:p>
     <w:p>

--- a/menina_elefante/saidas/A_Menina_Elefante_V2_Parte_IV.docx
+++ b/menina_elefante/saidas/A_Menina_Elefante_V2_Parte_IV.docx
@@ -481,7 +481,7 @@
     </w:p>
     <w:p>
       <w:r>
-        <w:t xml:space="preserve">Não passou pela minha cabeça que eu estava voltando justamente para o único lugar em que eu tinha certeza de que dava conta: a fábrica. Não passou pela minha cabeça que uma parte de mim achava, lá no fundo, que era isso o que eu sabia fazer. Aguentar. Virar a peça, conferir, marcar, pôr na caixa.</w:t>
+        <w:t xml:space="preserve">Liguei o carro. No rádio, alguém anunciava vagas numa empreiteira de Aichi, fábrica de autopeças, com zangyō garantido e apartamento. Eu aumentei o volume e anotei o telefone no verso do cupom do supermercado.</w:t>
       </w:r>
     </w:p>
     <w:p>
@@ -1041,7 +1041,7 @@
         <w:ind w:firstLine="0"/>
       </w:pPr>
       <w:r>
-        <w:t xml:space="preserve">Minha mãe nunca soube da primeira notícia. Soube só da segunda, e achou que era a primeira.</w:t>
+        <w:t xml:space="preserve">Contei à minha mãe só a segunda notícia, como se fosse a primeira. Ela ouviu, fez que sim com a cabeça, agradeceu ao médico com uma reverência pequena, sentada na cama, e não perguntou nada. Na hora, achei que era alívio.</w:t>
       </w:r>
     </w:p>
     <w:p>

--- a/menina_elefante/saidas/A_Menina_Elefante_V2_Parte_IV.docx
+++ b/menina_elefante/saidas/A_Menina_Elefante_V2_Parte_IV.docx
@@ -341,6 +341,98 @@
     </w:p>
     <w:p>
       <w:pPr>
+        <w:pageBreakBefore/>
+        <w:spacing w:before="0" w:after="0"/>
+        <w:ind w:firstLine="0"/>
+      </w:pPr>
+      <w:r>
+        <w:drawing>
+          <wp:anchor distT="0" distB="0" distL="0" distR="0" simplePos="0" relativeHeight="0" behindDoc="1" locked="1" layoutInCell="1" allowOverlap="1">
+            <wp:simplePos x="0" y="0"/>
+            <wp:positionH relativeFrom="page">
+              <wp:posOffset>0</wp:posOffset>
+            </wp:positionH>
+            <wp:positionV relativeFrom="page">
+              <wp:posOffset>0</wp:posOffset>
+            </wp:positionV>
+            <wp:extent cx="5029200" cy="7772400"/>
+            <wp:effectExtent l="0" t="0" r="0" b="0"/>
+            <wp:wrapNone/>
+            <wp:docPr id="1001" name="Destaque 1001"/>
+            <wp:cNvGraphicFramePr/>
+            <a:graphic xmlns:a="http://schemas.openxmlformats.org/drawingml/2006/main">
+              <a:graphicData uri="http://schemas.openxmlformats.org/drawingml/2006/picture">
+                <pic:pic xmlns:pic="http://schemas.openxmlformats.org/drawingml/2006/picture">
+                  <pic:nvPicPr>
+                    <pic:cNvPr id="1001" name="destaque_ramo_dir.png"/>
+                    <pic:cNvPicPr/>
+                  </pic:nvPicPr>
+                  <pic:blipFill>
+                    <a:blip r:embed="rIdImg1"/>
+                    <a:stretch>
+                      <a:fillRect/>
+                    </a:stretch>
+                  </pic:blipFill>
+                  <pic:spPr>
+                    <a:xfrm>
+                      <a:off x="0" y="0"/>
+                      <a:ext cx="5029200" cy="7772400"/>
+                    </a:xfrm>
+                    <a:prstGeom prst="rect">
+                      <a:avLst/>
+                    </a:prstGeom>
+                  </pic:spPr>
+                </pic:pic>
+              </a:graphicData>
+            </a:graphic>
+          </wp:anchor>
+        </w:drawing>
+      </w:r>
+    </w:p>
+    <w:p>
+      <w:pPr>
+        <w:spacing w:before="900" w:after="0" w:line="1065" w:lineRule="exact"/>
+        <w:ind w:firstLine="0"/>
+        <w:jc w:val="left"/>
+      </w:pPr>
+      <w:r>
+        <w:rPr>
+          <w:rFonts w:ascii="Bebas Neue" w:hAnsi="Bebas Neue" w:cs="Bebas Neue"/>
+          <w:caps/>
+          <w:color w:val="A9A9A4"/>
+          <w:sz w:val="104"/>
+          <w:szCs w:val="104"/>
+        </w:rPr>
+        <w:t xml:space="preserve">NINGUÉM DIZIA QUE O KOUSUKE </w:t>
+      </w:r>
+      <w:r>
+        <w:rPr>
+          <w:rFonts w:ascii="Bebas Neue" w:hAnsi="Bebas Neue" w:cs="Bebas Neue"/>
+          <w:caps/>
+          <w:color w:val="FFFFFF"/>
+          <w:sz w:val="104"/>
+          <w:szCs w:val="104"/>
+        </w:rPr>
+        <w:t xml:space="preserve">TINHA SORTE DE TER A MIM</w:t>
+      </w:r>
+      <w:r>
+        <w:rPr>
+          <w:rFonts w:ascii="Bebas Neue" w:hAnsi="Bebas Neue" w:cs="Bebas Neue"/>
+          <w:caps/>
+          <w:color w:val="A9A9A4"/>
+          <w:sz w:val="104"/>
+          <w:szCs w:val="104"/>
+        </w:rPr>
+        <w:t xml:space="preserve">.</w:t>
+      </w:r>
+    </w:p>
+    <w:p>
+      <w:r>
+        <w:br w:type="page"/>
+      </w:r>
+    </w:p>
+    <w:p>
+      <w:pPr>
         <w:spacing w:before="240" w:after="240"/>
         <w:ind w:firstLine="0"/>
         <w:jc w:val="center"/>
@@ -516,6 +608,115 @@
     <w:p>
       <w:r>
         <w:t xml:space="preserve">Eu não respondi. Ele abriu o notebook e começou uma planilha.</w:t>
+      </w:r>
+    </w:p>
+    <w:p>
+      <w:pPr>
+        <w:pageBreakBefore/>
+        <w:spacing w:before="0" w:after="0"/>
+        <w:ind w:firstLine="0"/>
+      </w:pPr>
+      <w:r>
+        <w:drawing>
+          <wp:anchor distT="0" distB="0" distL="0" distR="0" simplePos="0" relativeHeight="0" behindDoc="1" locked="1" layoutInCell="1" allowOverlap="1">
+            <wp:simplePos x="0" y="0"/>
+            <wp:positionH relativeFrom="page">
+              <wp:posOffset>0</wp:posOffset>
+            </wp:positionH>
+            <wp:positionV relativeFrom="page">
+              <wp:posOffset>0</wp:posOffset>
+            </wp:positionV>
+            <wp:extent cx="5029200" cy="7772400"/>
+            <wp:effectExtent l="0" t="0" r="0" b="0"/>
+            <wp:wrapNone/>
+            <wp:docPr id="1002" name="Destaque 1002"/>
+            <wp:cNvGraphicFramePr/>
+            <a:graphic xmlns:a="http://schemas.openxmlformats.org/drawingml/2006/main">
+              <a:graphicData uri="http://schemas.openxmlformats.org/drawingml/2006/picture">
+                <pic:pic xmlns:pic="http://schemas.openxmlformats.org/drawingml/2006/picture">
+                  <pic:nvPicPr>
+                    <pic:cNvPr id="1002" name="destaque_relogio_esq.png"/>
+                    <pic:cNvPicPr/>
+                  </pic:nvPicPr>
+                  <pic:blipFill>
+                    <a:blip r:embed="rIdImg2"/>
+                    <a:stretch>
+                      <a:fillRect/>
+                    </a:stretch>
+                  </pic:blipFill>
+                  <pic:spPr>
+                    <a:xfrm>
+                      <a:off x="0" y="0"/>
+                      <a:ext cx="5029200" cy="7772400"/>
+                    </a:xfrm>
+                    <a:prstGeom prst="rect">
+                      <a:avLst/>
+                    </a:prstGeom>
+                  </pic:spPr>
+                </pic:pic>
+              </a:graphicData>
+            </a:graphic>
+          </wp:anchor>
+        </w:drawing>
+      </w:r>
+    </w:p>
+    <w:p>
+      <w:pPr>
+        <w:spacing w:before="900" w:after="0" w:line="1183" w:lineRule="exact"/>
+        <w:ind w:firstLine="0"/>
+        <w:jc w:val="right"/>
+      </w:pPr>
+      <w:r>
+        <w:rPr>
+          <w:rFonts w:ascii="Bebas Neue" w:hAnsi="Bebas Neue" w:cs="Bebas Neue"/>
+          <w:caps/>
+          <w:color w:val="A9A9A4"/>
+          <w:sz w:val="116"/>
+          <w:szCs w:val="116"/>
+        </w:rPr>
+        <w:t xml:space="preserve">VOCÊ TEM CERTEZA, OU VOCÊ ESTÁ </w:t>
+      </w:r>
+      <w:r>
+        <w:rPr>
+          <w:rFonts w:ascii="Bebas Neue" w:hAnsi="Bebas Neue" w:cs="Bebas Neue"/>
+          <w:caps/>
+          <w:color w:val="FFFFFF"/>
+          <w:sz w:val="116"/>
+          <w:szCs w:val="116"/>
+        </w:rPr>
+        <w:t xml:space="preserve">CANSADA</w:t>
+      </w:r>
+      <w:r>
+        <w:rPr>
+          <w:rFonts w:ascii="Bebas Neue" w:hAnsi="Bebas Neue" w:cs="Bebas Neue"/>
+          <w:caps/>
+          <w:color w:val="A9A9A4"/>
+          <w:sz w:val="116"/>
+          <w:szCs w:val="116"/>
+        </w:rPr>
+        <w:t xml:space="preserve">?</w:t>
+      </w:r>
+    </w:p>
+    <w:p>
+      <w:pPr>
+        <w:spacing w:before="240" w:after="0"/>
+        <w:ind w:firstLine="0"/>
+        <w:jc w:val="right"/>
+      </w:pPr>
+      <w:r>
+        <w:rPr>
+          <w:rFonts w:ascii="Bebas Neue" w:hAnsi="Bebas Neue"/>
+          <w:caps/>
+          <w:color w:val="A9A9A4"/>
+          <w:spacing w:val="30"/>
+          <w:sz w:val="26"/>
+        </w:rPr>
+        <w:t xml:space="preserve">— KOUSUKE</w:t>
+      </w:r>
+    </w:p>
+    <w:p>
+      <w:r>
+        <w:br w:type="page"/>
       </w:r>
     </w:p>
     <w:p>
@@ -938,6 +1139,83 @@
       </w:r>
     </w:p>
     <w:p>
+      <w:pPr>
+        <w:pageBreakBefore/>
+        <w:spacing w:before="0" w:after="0"/>
+        <w:ind w:firstLine="0"/>
+      </w:pPr>
+      <w:r>
+        <w:drawing>
+          <wp:anchor distT="0" distB="0" distL="0" distR="0" simplePos="0" relativeHeight="0" behindDoc="1" locked="1" layoutInCell="1" allowOverlap="1">
+            <wp:simplePos x="0" y="0"/>
+            <wp:positionH relativeFrom="page">
+              <wp:posOffset>0</wp:posOffset>
+            </wp:positionH>
+            <wp:positionV relativeFrom="page">
+              <wp:posOffset>0</wp:posOffset>
+            </wp:positionV>
+            <wp:extent cx="5029200" cy="7772400"/>
+            <wp:effectExtent l="0" t="0" r="0" b="0"/>
+            <wp:wrapNone/>
+            <wp:docPr id="1003" name="Destaque 1003"/>
+            <wp:cNvGraphicFramePr/>
+            <a:graphic xmlns:a="http://schemas.openxmlformats.org/drawingml/2006/main">
+              <a:graphicData uri="http://schemas.openxmlformats.org/drawingml/2006/picture">
+                <pic:pic xmlns:pic="http://schemas.openxmlformats.org/drawingml/2006/picture">
+                  <pic:nvPicPr>
+                    <pic:cNvPr id="1003" name="destaque_vinha_dir.png"/>
+                    <pic:cNvPicPr/>
+                  </pic:nvPicPr>
+                  <pic:blipFill>
+                    <a:blip r:embed="rIdImg3"/>
+                    <a:stretch>
+                      <a:fillRect/>
+                    </a:stretch>
+                  </pic:blipFill>
+                  <pic:spPr>
+                    <a:xfrm>
+                      <a:off x="0" y="0"/>
+                      <a:ext cx="5029200" cy="7772400"/>
+                    </a:xfrm>
+                    <a:prstGeom prst="rect">
+                      <a:avLst/>
+                    </a:prstGeom>
+                  </pic:spPr>
+                </pic:pic>
+              </a:graphicData>
+            </a:graphic>
+          </wp:anchor>
+        </w:drawing>
+      </w:r>
+    </w:p>
+    <w:p>
+      <w:pPr>
+        <w:spacing w:before="900" w:after="0" w:line="1183" w:lineRule="exact"/>
+        <w:ind w:firstLine="0"/>
+        <w:jc w:val="left"/>
+      </w:pPr>
+      <w:r>
+        <w:rPr>
+          <w:rFonts w:ascii="Bebas Neue" w:hAnsi="Bebas Neue" w:cs="Bebas Neue"/>
+          <w:caps/>
+          <w:color w:val="FFFFFF"/>
+          <w:sz w:val="116"/>
+          <w:szCs w:val="116"/>
+        </w:rPr>
+        <w:t xml:space="preserve">FOI TUDO ÓTIMO</w:t>
+      </w:r>
+      <w:r>
+        <w:rPr>
+          <w:rFonts w:ascii="Bebas Neue" w:hAnsi="Bebas Neue" w:cs="Bebas Neue"/>
+          <w:caps/>
+          <w:color w:val="A9A9A4"/>
+          <w:sz w:val="116"/>
+          <w:szCs w:val="116"/>
+        </w:rPr>
+        <w:t xml:space="preserve">, MÃE.</w:t>
+      </w:r>
+    </w:p>
+    <w:p>
       <w:r>
         <w:br w:type="page"/>
       </w:r>
@@ -1125,6 +1403,115 @@
       </w:pPr>
       <w:r>
         <w:t xml:space="preserve">Eu não abri os olhos. Deixei ela terminar.</w:t>
+      </w:r>
+    </w:p>
+    <w:p>
+      <w:pPr>
+        <w:pageBreakBefore/>
+        <w:spacing w:before="0" w:after="0"/>
+        <w:ind w:firstLine="0"/>
+      </w:pPr>
+      <w:r>
+        <w:drawing>
+          <wp:anchor distT="0" distB="0" distL="0" distR="0" simplePos="0" relativeHeight="0" behindDoc="1" locked="1" layoutInCell="1" allowOverlap="1">
+            <wp:simplePos x="0" y="0"/>
+            <wp:positionH relativeFrom="page">
+              <wp:posOffset>0</wp:posOffset>
+            </wp:positionH>
+            <wp:positionV relativeFrom="page">
+              <wp:posOffset>0</wp:posOffset>
+            </wp:positionV>
+            <wp:extent cx="5029200" cy="7772400"/>
+            <wp:effectExtent l="0" t="0" r="0" b="0"/>
+            <wp:wrapNone/>
+            <wp:docPr id="1004" name="Destaque 1004"/>
+            <wp:cNvGraphicFramePr/>
+            <a:graphic xmlns:a="http://schemas.openxmlformats.org/drawingml/2006/main">
+              <a:graphicData uri="http://schemas.openxmlformats.org/drawingml/2006/picture">
+                <pic:pic xmlns:pic="http://schemas.openxmlformats.org/drawingml/2006/picture">
+                  <pic:nvPicPr>
+                    <pic:cNvPr id="1004" name="destaque_ramo_esq.png"/>
+                    <pic:cNvPicPr/>
+                  </pic:nvPicPr>
+                  <pic:blipFill>
+                    <a:blip r:embed="rIdImg4"/>
+                    <a:stretch>
+                      <a:fillRect/>
+                    </a:stretch>
+                  </pic:blipFill>
+                  <pic:spPr>
+                    <a:xfrm>
+                      <a:off x="0" y="0"/>
+                      <a:ext cx="5029200" cy="7772400"/>
+                    </a:xfrm>
+                    <a:prstGeom prst="rect">
+                      <a:avLst/>
+                    </a:prstGeom>
+                  </pic:spPr>
+                </pic:pic>
+              </a:graphicData>
+            </a:graphic>
+          </wp:anchor>
+        </w:drawing>
+      </w:r>
+    </w:p>
+    <w:p>
+      <w:pPr>
+        <w:spacing w:before="900" w:after="0" w:line="1183" w:lineRule="exact"/>
+        <w:ind w:firstLine="0"/>
+        <w:jc w:val="right"/>
+      </w:pPr>
+      <w:r>
+        <w:rPr>
+          <w:rFonts w:ascii="Bebas Neue" w:hAnsi="Bebas Neue" w:cs="Bebas Neue"/>
+          <w:caps/>
+          <w:color w:val="A9A9A4"/>
+          <w:sz w:val="116"/>
+          <w:szCs w:val="116"/>
+        </w:rPr>
+        <w:t xml:space="preserve">NÃO POSSO </w:t>
+      </w:r>
+      <w:r>
+        <w:rPr>
+          <w:rFonts w:ascii="Bebas Neue" w:hAnsi="Bebas Neue" w:cs="Bebas Neue"/>
+          <w:caps/>
+          <w:color w:val="FFFFFF"/>
+          <w:sz w:val="116"/>
+          <w:szCs w:val="116"/>
+        </w:rPr>
+        <w:t xml:space="preserve">OLHAR MINHA FILHA</w:t>
+      </w:r>
+      <w:r>
+        <w:rPr>
+          <w:rFonts w:ascii="Bebas Neue" w:hAnsi="Bebas Neue" w:cs="Bebas Neue"/>
+          <w:caps/>
+          <w:color w:val="A9A9A4"/>
+          <w:sz w:val="116"/>
+          <w:szCs w:val="116"/>
+        </w:rPr>
+        <w:t xml:space="preserve">?</w:t>
+      </w:r>
+    </w:p>
+    <w:p>
+      <w:pPr>
+        <w:spacing w:before="240" w:after="0"/>
+        <w:ind w:firstLine="0"/>
+        <w:jc w:val="right"/>
+      </w:pPr>
+      <w:r>
+        <w:rPr>
+          <w:rFonts w:ascii="Bebas Neue" w:hAnsi="Bebas Neue"/>
+          <w:caps/>
+          <w:color w:val="A9A9A4"/>
+          <w:spacing w:val="30"/>
+          <w:sz w:val="26"/>
+        </w:rPr>
+        <w:t xml:space="preserve">— MINHA MÃE</w:t>
+      </w:r>
+    </w:p>
+    <w:p>
+      <w:r>
+        <w:br w:type="page"/>
       </w:r>
     </w:p>
     <w:p>

--- a/menina_elefante/saidas/A_Menina_Elefante_V2_Parte_IV.docx
+++ b/menina_elefante/saidas/A_Menina_Elefante_V2_Parte_IV.docx
@@ -4,30 +4,106 @@
   <w:body>
     <w:p>
       <w:pPr>
-        <w:pStyle w:val="MyPartTitle"/>
-        <w:spacing w:before="2400"/>
+        <w:keepNext/>
+        <w:spacing w:before="0" w:after="300" w:line="240" w:lineRule="auto"/>
+        <w:ind w:firstLine="0"/>
+        <w:jc w:val="center"/>
       </w:pPr>
       <w:r>
-        <w:t xml:space="preserve">PARTE IV — A RÉGUA DOS OUTROS</w:t>
-      </w:r>
-    </w:p>
-    <w:p>
-      <w:r>
-        <w:br w:type="page"/>
+        <w:rPr>
+          <w:rFonts w:ascii="EB Garamond" w:hAnsi="EB Garamond"/>
+          <w:color w:val="555555"/>
+          <w:spacing w:val="60"/>
+          <w:sz w:val="22"/>
+          <w:szCs w:val="22"/>
+        </w:rPr>
+        <w:t xml:space="preserve">PARTE IV</w:t>
       </w:r>
     </w:p>
     <w:p>
       <w:pPr>
-        <w:pStyle w:val="MyChapterTitle"/>
-        <w:spacing w:before="1440" w:after="560"/>
+        <w:keepNext/>
+        <w:spacing w:before="0" w:after="0" w:line="240" w:lineRule="auto"/>
+        <w:ind w:firstLine="0"/>
+        <w:jc w:val="center"/>
       </w:pPr>
       <w:r>
-        <w:t xml:space="preserve">CAPÍTULO 16 — TUDO DO MEU JEITO</w:t>
+        <w:rPr>
+          <w:rFonts w:ascii="EB Garamond" w:hAnsi="EB Garamond"/>
+          <w:spacing w:val="20"/>
+          <w:sz w:val="40"/>
+          <w:szCs w:val="40"/>
+        </w:rPr>
+        <w:t xml:space="preserve">A RÉGUA DOS OUTROS</w:t>
       </w:r>
     </w:p>
     <w:p>
+      <w:pPr>
+        <w:spacing w:before="0" w:after="0" w:line="20" w:lineRule="exact"/>
+        <w:ind w:firstLine="0"/>
+        <w:sectPr>
+          <w:headerReference w:type="even" r:id="rIdHVazio"/>
+          <w:headerReference w:type="default" r:id="rIdHVazio"/>
+          <w:headerReference w:type="first" r:id="rIdHVazio"/>
+          <w:footerReference w:type="even" r:id="rIdFVazio"/>
+          <w:footerReference w:type="default" r:id="rIdFVazio"/>
+          <w:footerReference w:type="first" r:id="rIdFVazio"/>
+          <w:type w:val="nextPage"/>
+          <w:pgSz w:w="7920" w:h="12240"/>
+          <w:pgMar w:top="1000" w:right="870" w:bottom="1000" w:left="1150" w:header="560" w:footer="560" w:gutter="0"/>
+          <w:cols w:space="720"/>
+          <w:vAlign w:val="center"/>
+          <w:docGrid w:linePitch="360"/>
+        </w:sectPr>
+      </w:pPr>
+    </w:p>
+    <w:p>
+      <w:pPr>
+        <w:keepNext/>
+        <w:spacing w:before="1500" w:after="160" w:line="240" w:lineRule="auto"/>
+        <w:ind w:firstLine="0"/>
+        <w:jc w:val="center"/>
+      </w:pPr>
       <w:r>
-        <w:t xml:space="preserve">Na degustação do bufê, eu escolhi o mesmo prato três vezes.</w:t>
+        <w:rPr>
+          <w:rFonts w:ascii="EB Garamond" w:hAnsi="EB Garamond"/>
+          <w:color w:val="555555"/>
+          <w:spacing w:val="40"/>
+          <w:sz w:val="19"/>
+          <w:szCs w:val="19"/>
+        </w:rPr>
+        <w:t xml:space="preserve">CAPÍTULO 16</w:t>
+      </w:r>
+    </w:p>
+    <w:p>
+      <w:pPr>
+        <w:keepNext/>
+        <w:spacing w:before="0" w:after="900" w:line="240" w:lineRule="auto"/>
+        <w:ind w:firstLine="0"/>
+        <w:jc w:val="center"/>
+      </w:pPr>
+      <w:r>
+        <w:rPr>
+          <w:rFonts w:ascii="EB Garamond" w:hAnsi="EB Garamond"/>
+          <w:spacing w:val="10"/>
+          <w:sz w:val="34"/>
+          <w:szCs w:val="34"/>
+        </w:rPr>
+        <w:t xml:space="preserve">TUDO DO MEU JEITO</w:t>
+      </w:r>
+    </w:p>
+    <w:p>
+      <w:pPr>
+        <w:ind w:firstLine="0"/>
+      </w:pPr>
+      <w:r>
+        <w:rPr>
+          <w:smallCaps/>
+        </w:rPr>
+        <w:t xml:space="preserve">Na degustação do bufê,</w:t>
+      </w:r>
+      <w:r>
+        <w:t xml:space="preserve"> eu escolhi o mesmo prato três vezes.</w:t>
       </w:r>
     </w:p>
     <w:p>
@@ -46,33 +122,21 @@
       </w:r>
     </w:p>
     <w:p>
-      <w:pPr>
-        <w:ind w:firstLine="0"/>
-      </w:pPr>
       <w:r>
         <w:t xml:space="preserve">— Mas esse é o mais simples — disse ela.</w:t>
       </w:r>
     </w:p>
     <w:p>
-      <w:pPr>
-        <w:ind w:firstLine="0"/>
-      </w:pPr>
       <w:r>
         <w:t xml:space="preserve">— É o que eu gosto.</w:t>
       </w:r>
     </w:p>
     <w:p>
-      <w:pPr>
-        <w:ind w:firstLine="0"/>
-      </w:pPr>
       <w:r>
         <w:t xml:space="preserve">— A senhora experimentou o risoto?</w:t>
       </w:r>
     </w:p>
     <w:p>
-      <w:pPr>
-        <w:ind w:firstLine="0"/>
-      </w:pPr>
       <w:r>
         <w:t xml:space="preserve">— Experimentei. Estava ótimo. Eu quero o frango.</w:t>
       </w:r>
@@ -83,9 +147,6 @@
       </w:r>
     </w:p>
     <w:p>
-      <w:pPr>
-        <w:ind w:firstLine="0"/>
-      </w:pPr>
       <w:r>
         <w:t xml:space="preserve">— A senhora sempre sabe o que quer — disse ela, anotando.</w:t>
       </w:r>
@@ -97,12 +158,13 @@
     </w:p>
     <w:p>
       <w:pPr>
-        <w:spacing w:before="240" w:after="240"/>
+        <w:keepNext/>
+        <w:spacing w:before="200" w:after="200"/>
         <w:ind w:firstLine="0"/>
         <w:jc w:val="center"/>
       </w:pPr>
       <w:r>
-        <w:t xml:space="preserve">*</w:t>
+        <w:t xml:space="preserve">*   *   *</w:t>
       </w:r>
     </w:p>
     <w:p>
@@ -145,12 +207,13 @@
     </w:p>
     <w:p>
       <w:pPr>
-        <w:spacing w:before="240" w:after="240"/>
+        <w:keepNext/>
+        <w:spacing w:before="200" w:after="200"/>
         <w:ind w:firstLine="0"/>
         <w:jc w:val="center"/>
       </w:pPr>
       <w:r>
-        <w:t xml:space="preserve">*</w:t>
+        <w:t xml:space="preserve">*   *   *</w:t>
       </w:r>
     </w:p>
     <w:p>
@@ -162,9 +225,6 @@
       </w:r>
     </w:p>
     <w:p>
-      <w:pPr>
-        <w:ind w:firstLine="0"/>
-      </w:pPr>
       <w:r>
         <w:t xml:space="preserve">Duas listras.</w:t>
       </w:r>
@@ -186,12 +246,13 @@
     </w:p>
     <w:p>
       <w:pPr>
-        <w:spacing w:before="240" w:after="240"/>
+        <w:keepNext/>
+        <w:spacing w:before="200" w:after="200"/>
         <w:ind w:firstLine="0"/>
         <w:jc w:val="center"/>
       </w:pPr>
       <w:r>
-        <w:t xml:space="preserve">*</w:t>
+        <w:t xml:space="preserve">*   *   *</w:t>
       </w:r>
     </w:p>
     <w:p>
@@ -228,17 +289,58 @@
       </w:r>
     </w:p>
     <w:p>
+      <w:pPr>
+        <w:spacing w:before="0" w:after="0" w:line="20" w:lineRule="exact"/>
+        <w:ind w:firstLine="0"/>
+        <w:sectPr>
+          <w:headerReference w:type="even" r:id="rId9"/>
+          <w:headerReference w:type="default" r:id="rIdHCap1"/>
+          <w:headerReference w:type="first" r:id="rIdHVazio"/>
+          <w:footerReference w:type="even" r:id="rId10"/>
+          <w:footerReference w:type="default" r:id="rId10"/>
+          <w:footerReference w:type="first" r:id="rId10"/>
+          <w:type w:val="nextPage"/>
+          <w:pgSz w:w="7920" w:h="12240"/>
+          <w:pgMar w:top="1000" w:right="870" w:bottom="1000" w:left="1150" w:header="560" w:footer="560" w:gutter="0"/>
+          <w:cols w:space="720"/>
+          <w:titlePg/>
+          <w:docGrid w:linePitch="360"/>
+        </w:sectPr>
+      </w:pPr>
+    </w:p>
+    <w:p>
+      <w:pPr>
+        <w:keepNext/>
+        <w:spacing w:before="1500" w:after="160" w:line="240" w:lineRule="auto"/>
+        <w:ind w:firstLine="0"/>
+        <w:jc w:val="center"/>
+      </w:pPr>
       <w:r>
-        <w:br w:type="page"/>
+        <w:rPr>
+          <w:rFonts w:ascii="EB Garamond" w:hAnsi="EB Garamond"/>
+          <w:color w:val="555555"/>
+          <w:spacing w:val="40"/>
+          <w:sz w:val="19"/>
+          <w:szCs w:val="19"/>
+        </w:rPr>
+        <w:t xml:space="preserve">CAPÍTULO 17</w:t>
       </w:r>
     </w:p>
     <w:p>
       <w:pPr>
-        <w:pStyle w:val="MyChapterTitle"/>
-        <w:spacing w:before="1440" w:after="560"/>
+        <w:keepNext/>
+        <w:spacing w:before="0" w:after="900" w:line="240" w:lineRule="auto"/>
+        <w:ind w:firstLine="0"/>
+        <w:jc w:val="center"/>
       </w:pPr>
       <w:r>
-        <w:t xml:space="preserve">CAPÍTULO 17 — TODO MUNDO SABIA</w:t>
+        <w:rPr>
+          <w:rFonts w:ascii="EB Garamond" w:hAnsi="EB Garamond"/>
+          <w:spacing w:val="10"/>
+          <w:sz w:val="34"/>
+          <w:szCs w:val="34"/>
+        </w:rPr>
+        <w:t xml:space="preserve">TODO MUNDO SABIA</w:t>
       </w:r>
     </w:p>
     <w:p>
@@ -246,7 +348,13 @@
         <w:ind w:firstLine="0"/>
       </w:pPr>
       <w:r>
-        <w:t xml:space="preserve">Todo mundo sabia como a Mity devia dormir.</w:t>
+        <w:rPr>
+          <w:smallCaps/>
+        </w:rPr>
+        <w:t xml:space="preserve">Todo mundo sabia como</w:t>
+      </w:r>
+      <w:r>
+        <w:t xml:space="preserve"> a Mity devia dormir.</w:t>
       </w:r>
     </w:p>
     <w:p>
@@ -266,12 +374,13 @@
     </w:p>
     <w:p>
       <w:pPr>
-        <w:spacing w:before="240" w:after="240"/>
+        <w:keepNext/>
+        <w:spacing w:before="200" w:after="200"/>
         <w:ind w:firstLine="0"/>
         <w:jc w:val="center"/>
       </w:pPr>
       <w:r>
-        <w:t xml:space="preserve">*</w:t>
+        <w:t xml:space="preserve">*   *   *</w:t>
       </w:r>
     </w:p>
     <w:p>
@@ -288,25 +397,16 @@
       </w:r>
     </w:p>
     <w:p>
-      <w:pPr>
-        <w:ind w:firstLine="0"/>
-      </w:pPr>
       <w:r>
         <w:t xml:space="preserve">— E você, Lu? Aprendeu japonês lá?</w:t>
       </w:r>
     </w:p>
     <w:p>
-      <w:pPr>
-        <w:ind w:firstLine="0"/>
-      </w:pPr>
       <w:r>
         <w:t xml:space="preserve">— Um pouco.</w:t>
       </w:r>
     </w:p>
     <w:p>
-      <w:pPr>
-        <w:ind w:firstLine="0"/>
-      </w:pPr>
       <w:r>
         <w:t xml:space="preserve">— Um pouco… — E a pessoa sorria, com pena, e mudava de assunto para o pudim.</w:t>
       </w:r>
@@ -322,9 +422,6 @@
       </w:r>
     </w:p>
     <w:p>
-      <w:pPr>
-        <w:ind w:firstLine="0"/>
-      </w:pPr>
       <w:r>
         <w:t xml:space="preserve">— Você tem sorte de ter esse marido, hein, menina.</w:t>
       </w:r>
@@ -341,7 +438,26 @@
     </w:p>
     <w:p>
       <w:pPr>
-        <w:pageBreakBefore/>
+        <w:spacing w:before="0" w:after="0" w:line="20" w:lineRule="exact"/>
+        <w:ind w:firstLine="0"/>
+        <w:sectPr>
+          <w:headerReference w:type="even" r:id="rId9"/>
+          <w:headerReference w:type="default" r:id="rIdHCap2"/>
+          <w:headerReference w:type="first" r:id="rIdHVazio"/>
+          <w:footerReference w:type="even" r:id="rId10"/>
+          <w:footerReference w:type="default" r:id="rId10"/>
+          <w:footerReference w:type="first" r:id="rId10"/>
+          <w:type w:val="nextPage"/>
+          <w:pgSz w:w="7920" w:h="12240"/>
+          <w:pgMar w:top="1000" w:right="870" w:bottom="1000" w:left="1150" w:header="560" w:footer="560" w:gutter="0"/>
+          <w:cols w:space="720"/>
+          <w:titlePg/>
+          <w:docGrid w:linePitch="360"/>
+        </w:sectPr>
+      </w:pPr>
+    </w:p>
+    <w:p>
+      <w:pPr>
         <w:spacing w:before="0" w:after="0"/>
         <w:ind w:firstLine="0"/>
       </w:pPr>
@@ -391,7 +507,7 @@
     </w:p>
     <w:p>
       <w:pPr>
-        <w:spacing w:before="900" w:after="0" w:line="1065" w:lineRule="exact"/>
+        <w:spacing w:before="900" w:after="0" w:line="1073" w:lineRule="exact"/>
         <w:ind w:firstLine="0"/>
         <w:jc w:val="left"/>
       </w:pPr>
@@ -427,18 +543,33 @@
       </w:r>
     </w:p>
     <w:p>
-      <w:r>
-        <w:br w:type="page"/>
-      </w:r>
+      <w:pPr>
+        <w:spacing w:before="0" w:after="0" w:line="20" w:lineRule="exact"/>
+        <w:ind w:firstLine="0"/>
+        <w:sectPr>
+          <w:headerReference w:type="even" r:id="rIdHVazio"/>
+          <w:headerReference w:type="default" r:id="rIdHVazio"/>
+          <w:headerReference w:type="first" r:id="rIdHVazio"/>
+          <w:footerReference w:type="even" r:id="rIdFVazio"/>
+          <w:footerReference w:type="default" r:id="rIdFVazio"/>
+          <w:footerReference w:type="first" r:id="rIdFVazio"/>
+          <w:type w:val="nextPage"/>
+          <w:pgSz w:w="7920" w:h="12240"/>
+          <w:pgMar w:top="1000" w:right="870" w:bottom="1000" w:left="1150" w:header="560" w:footer="560" w:gutter="0"/>
+          <w:cols w:space="720"/>
+          <w:docGrid w:linePitch="360"/>
+        </w:sectPr>
+      </w:pPr>
     </w:p>
     <w:p>
       <w:pPr>
-        <w:spacing w:before="240" w:after="240"/>
+        <w:keepNext/>
+        <w:spacing w:before="200" w:after="200"/>
         <w:ind w:firstLine="0"/>
         <w:jc w:val="center"/>
       </w:pPr>
       <w:r>
-        <w:t xml:space="preserve">*</w:t>
+        <w:t xml:space="preserve">*   *   *</w:t>
       </w:r>
     </w:p>
     <w:p>
@@ -470,17 +601,11 @@
       </w:r>
     </w:p>
     <w:p>
-      <w:pPr>
-        <w:ind w:firstLine="0"/>
-      </w:pPr>
       <w:r>
         <w:t xml:space="preserve">— O que é isso?</w:t>
       </w:r>
     </w:p>
     <w:p>
-      <w:pPr>
-        <w:ind w:firstLine="0"/>
-      </w:pPr>
       <w:r>
         <w:t xml:space="preserve">— Uma cama. Para você ir com as pernas para cima.</w:t>
       </w:r>
@@ -492,12 +617,13 @@
     </w:p>
     <w:p>
       <w:pPr>
-        <w:spacing w:before="240" w:after="240"/>
+        <w:keepNext/>
+        <w:spacing w:before="200" w:after="200"/>
         <w:ind w:firstLine="0"/>
         <w:jc w:val="center"/>
       </w:pPr>
       <w:r>
-        <w:t xml:space="preserve">*</w:t>
+        <w:t xml:space="preserve">*   *   *</w:t>
       </w:r>
     </w:p>
     <w:p>
@@ -505,7 +631,7 @@
         <w:ind w:firstLine="0"/>
       </w:pPr>
       <w:r>
-        <w:t xml:space="preserve">Naquela mesma semana, numa noite em que a casa estava quieta e as duas dormiam, eu me olhei no espelho do banheiro.</w:t>
+        <w:t xml:space="preserve">Naquela mesma semana, numa noite em que a casa estava quieta e a Mity e o Kousuke dormiam, eu me olhei no espelho do banheiro.</w:t>
       </w:r>
     </w:p>
     <w:p>
@@ -514,11 +640,72 @@
       </w:r>
     </w:p>
     <w:p>
+      <w:r>
+        <w:t xml:space="preserve">Então eu disse, baixinho, para o espelho, como quem decora uma matéria para a prova:</w:t>
+      </w:r>
+    </w:p>
+    <w:p>
+      <w:r>
+        <w:t xml:space="preserve">— Você tem sorte.</w:t>
+      </w:r>
+    </w:p>
+    <w:p>
+      <w:r>
+        <w:t xml:space="preserve">E repeti, para ter certeza de que tinha aprendido.</w:t>
+      </w:r>
+    </w:p>
+    <w:p>
       <w:pPr>
+        <w:spacing w:before="0" w:after="0" w:line="20" w:lineRule="exact"/>
         <w:ind w:firstLine="0"/>
+        <w:sectPr>
+          <w:headerReference w:type="even" r:id="rId9"/>
+          <w:headerReference w:type="default" r:id="rIdHCap2"/>
+          <w:headerReference w:type="first" r:id="rIdHVazio"/>
+          <w:footerReference w:type="even" r:id="rId10"/>
+          <w:footerReference w:type="default" r:id="rId10"/>
+          <w:footerReference w:type="first" r:id="rId10"/>
+          <w:type w:val="nextPage"/>
+          <w:pgSz w:w="7920" w:h="12240"/>
+          <w:pgMar w:top="1000" w:right="870" w:bottom="1000" w:left="1150" w:header="560" w:footer="560" w:gutter="0"/>
+          <w:cols w:space="720"/>
+          <w:docGrid w:linePitch="360"/>
+        </w:sectPr>
+      </w:pPr>
+    </w:p>
+    <w:p>
+      <w:pPr>
+        <w:keepNext/>
+        <w:spacing w:before="1500" w:after="160" w:line="240" w:lineRule="auto"/>
+        <w:ind w:firstLine="0"/>
+        <w:jc w:val="center"/>
       </w:pPr>
       <w:r>
-        <w:t xml:space="preserve">Então eu disse, baixinho, para o espelho, como quem decora uma matéria para a prova:</w:t>
+        <w:rPr>
+          <w:rFonts w:ascii="EB Garamond" w:hAnsi="EB Garamond"/>
+          <w:color w:val="555555"/>
+          <w:spacing w:val="40"/>
+          <w:sz w:val="19"/>
+          <w:szCs w:val="19"/>
+        </w:rPr>
+        <w:t xml:space="preserve">CAPÍTULO 18</w:t>
+      </w:r>
+    </w:p>
+    <w:p>
+      <w:pPr>
+        <w:keepNext/>
+        <w:spacing w:before="0" w:after="900" w:line="240" w:lineRule="auto"/>
+        <w:ind w:firstLine="0"/>
+        <w:jc w:val="center"/>
+      </w:pPr>
+      <w:r>
+        <w:rPr>
+          <w:rFonts w:ascii="EB Garamond" w:hAnsi="EB Garamond"/>
+          <w:spacing w:val="10"/>
+          <w:sz w:val="34"/>
+          <w:szCs w:val="34"/>
+        </w:rPr>
+        <w:t xml:space="preserve">LONGE DAS VOZES</w:t>
       </w:r>
     </w:p>
     <w:p>
@@ -526,34 +713,13 @@
         <w:ind w:firstLine="0"/>
       </w:pPr>
       <w:r>
-        <w:t xml:space="preserve">— Você tem sorte.</w:t>
+        <w:rPr>
+          <w:smallCaps/>
+        </w:rPr>
+        <w:t xml:space="preserve">Eu decidi voltar para</w:t>
       </w:r>
-    </w:p>
-    <w:p>
-      <w:pPr>
-        <w:ind w:firstLine="0"/>
-      </w:pPr>
       <w:r>
-        <w:t xml:space="preserve">E repeti, para ter certeza de que tinha aprendido.</w:t>
-      </w:r>
-    </w:p>
-    <w:p>
-      <w:r>
-        <w:br w:type="page"/>
-      </w:r>
-    </w:p>
-    <w:p>
-      <w:pPr>
-        <w:pStyle w:val="MyChapterTitle"/>
-        <w:spacing w:before="1440" w:after="560"/>
-      </w:pPr>
-      <w:r>
-        <w:t xml:space="preserve">CAPÍTULO 18 — LONGE DAS VOZES</w:t>
-      </w:r>
-    </w:p>
-    <w:p>
-      <w:r>
-        <w:t xml:space="preserve">Eu decidi voltar para o Japão numa terça-feira, dentro do carro, no estacionamento do supermercado, com as duas meninas dormindo no banco de trás.</w:t>
+        <w:t xml:space="preserve"> o Japão numa terça-feira, dentro do carro, no estacionamento do supermercado, com as duas meninas dormindo no banco de trás.</w:t>
       </w:r>
     </w:p>
     <w:p>
@@ -582,25 +748,16 @@
       </w:r>
     </w:p>
     <w:p>
-      <w:pPr>
-        <w:ind w:firstLine="0"/>
-      </w:pPr>
       <w:r>
         <w:t xml:space="preserve">— Você tem certeza?</w:t>
       </w:r>
     </w:p>
     <w:p>
-      <w:pPr>
-        <w:ind w:firstLine="0"/>
-      </w:pPr>
       <w:r>
         <w:t xml:space="preserve">— Tenho.</w:t>
       </w:r>
     </w:p>
     <w:p>
-      <w:pPr>
-        <w:ind w:firstLine="0"/>
-      </w:pPr>
       <w:r>
         <w:t xml:space="preserve">— Você tem certeza, ou você está cansada?</w:t>
       </w:r>
@@ -612,7 +769,26 @@
     </w:p>
     <w:p>
       <w:pPr>
-        <w:pageBreakBefore/>
+        <w:spacing w:before="0" w:after="0" w:line="20" w:lineRule="exact"/>
+        <w:ind w:firstLine="0"/>
+        <w:sectPr>
+          <w:headerReference w:type="even" r:id="rId9"/>
+          <w:headerReference w:type="default" r:id="rIdHCap3"/>
+          <w:headerReference w:type="first" r:id="rIdHVazio"/>
+          <w:footerReference w:type="even" r:id="rId10"/>
+          <w:footerReference w:type="default" r:id="rId10"/>
+          <w:footerReference w:type="first" r:id="rId10"/>
+          <w:type w:val="nextPage"/>
+          <w:pgSz w:w="7920" w:h="12240"/>
+          <w:pgMar w:top="1000" w:right="870" w:bottom="1000" w:left="1150" w:header="560" w:footer="560" w:gutter="0"/>
+          <w:cols w:space="720"/>
+          <w:titlePg/>
+          <w:docGrid w:linePitch="360"/>
+        </w:sectPr>
+      </w:pPr>
+    </w:p>
+    <w:p>
+      <w:pPr>
         <w:spacing w:before="0" w:after="0"/>
         <w:ind w:firstLine="0"/>
       </w:pPr>
@@ -715,18 +891,33 @@
       </w:r>
     </w:p>
     <w:p>
-      <w:r>
-        <w:br w:type="page"/>
-      </w:r>
+      <w:pPr>
+        <w:spacing w:before="0" w:after="0" w:line="20" w:lineRule="exact"/>
+        <w:ind w:firstLine="0"/>
+        <w:sectPr>
+          <w:headerReference w:type="even" r:id="rIdHVazio"/>
+          <w:headerReference w:type="default" r:id="rIdHVazio"/>
+          <w:headerReference w:type="first" r:id="rIdHVazio"/>
+          <w:footerReference w:type="even" r:id="rIdFVazio"/>
+          <w:footerReference w:type="default" r:id="rIdFVazio"/>
+          <w:footerReference w:type="first" r:id="rIdFVazio"/>
+          <w:type w:val="nextPage"/>
+          <w:pgSz w:w="7920" w:h="12240"/>
+          <w:pgMar w:top="1000" w:right="870" w:bottom="1000" w:left="1150" w:header="560" w:footer="560" w:gutter="0"/>
+          <w:cols w:space="720"/>
+          <w:docGrid w:linePitch="360"/>
+        </w:sectPr>
+      </w:pPr>
     </w:p>
     <w:p>
       <w:pPr>
-        <w:spacing w:before="240" w:after="240"/>
+        <w:keepNext/>
+        <w:spacing w:before="200" w:after="200"/>
         <w:ind w:firstLine="0"/>
         <w:jc w:val="center"/>
       </w:pPr>
       <w:r>
-        <w:t xml:space="preserve">*</w:t>
+        <w:t xml:space="preserve">*   *   *</w:t>
       </w:r>
     </w:p>
     <w:p>
@@ -753,18 +944,14 @@
       </w:r>
     </w:p>
     <w:p>
-      <w:r>
-        <w:t xml:space="preserve">Eu não estava me abandonando só a mim mesma. Estava abandonando as duas também. Era isso que eu pensava, às onze da noite, com o celular iluminando o teto.</w:t>
-      </w:r>
-    </w:p>
-    <w:p>
       <w:pPr>
-        <w:spacing w:before="240" w:after="240"/>
+        <w:keepNext/>
+        <w:spacing w:before="200" w:after="200"/>
         <w:ind w:firstLine="0"/>
         <w:jc w:val="center"/>
       </w:pPr>
       <w:r>
-        <w:t xml:space="preserve">*</w:t>
+        <w:t xml:space="preserve">*   *   *</w:t>
       </w:r>
     </w:p>
     <w:p>
@@ -781,17 +968,11 @@
       </w:r>
     </w:p>
     <w:p>
-      <w:pPr>
-        <w:ind w:firstLine="0"/>
-      </w:pPr>
       <w:r>
         <w:t xml:space="preserve">— A senhora está comendo direito?</w:t>
       </w:r>
     </w:p>
     <w:p>
-      <w:pPr>
-        <w:ind w:firstLine="0"/>
-      </w:pPr>
       <w:r>
         <w:t xml:space="preserve">— Estou, filha. Que pergunta.</w:t>
       </w:r>
@@ -812,53 +993,39 @@
       </w:r>
     </w:p>
     <w:p>
-      <w:pPr>
-        <w:ind w:firstLine="0"/>
-      </w:pPr>
       <w:r>
         <w:t xml:space="preserve">— Ela vai dormir onde?</w:t>
       </w:r>
     </w:p>
     <w:p>
-      <w:pPr>
-        <w:ind w:firstLine="0"/>
-      </w:pPr>
       <w:r>
         <w:t xml:space="preserve">— No quarto das meninas. As meninas vêm para o nosso.</w:t>
       </w:r>
     </w:p>
     <w:p>
-      <w:pPr>
-        <w:ind w:firstLine="0"/>
-      </w:pPr>
       <w:r>
         <w:t xml:space="preserve">— O nosso tem seis tatames.</w:t>
       </w:r>
     </w:p>
     <w:p>
-      <w:pPr>
-        <w:ind w:firstLine="0"/>
-      </w:pPr>
       <w:r>
         <w:t xml:space="preserve">— A gente cabe.</w:t>
       </w:r>
     </w:p>
     <w:p>
-      <w:pPr>
-        <w:ind w:firstLine="0"/>
-      </w:pPr>
       <w:r>
         <w:t xml:space="preserve">Ele fechou o notebook sem mexer em nada.</w:t>
       </w:r>
     </w:p>
     <w:p>
       <w:pPr>
-        <w:spacing w:before="240" w:after="240"/>
+        <w:keepNext/>
+        <w:spacing w:before="200" w:after="200"/>
         <w:ind w:firstLine="0"/>
         <w:jc w:val="center"/>
       </w:pPr>
       <w:r>
-        <w:t xml:space="preserve">*</w:t>
+        <w:t xml:space="preserve">*   *   *</w:t>
       </w:r>
     </w:p>
     <w:p>
@@ -890,22 +1057,71 @@
       </w:r>
     </w:p>
     <w:p>
+      <w:pPr>
+        <w:spacing w:before="0" w:after="0" w:line="20" w:lineRule="exact"/>
+        <w:ind w:firstLine="0"/>
+        <w:sectPr>
+          <w:headerReference w:type="even" r:id="rId9"/>
+          <w:headerReference w:type="default" r:id="rIdHCap3"/>
+          <w:headerReference w:type="first" r:id="rIdHVazio"/>
+          <w:footerReference w:type="even" r:id="rId10"/>
+          <w:footerReference w:type="default" r:id="rId10"/>
+          <w:footerReference w:type="first" r:id="rId10"/>
+          <w:type w:val="nextPage"/>
+          <w:pgSz w:w="7920" w:h="12240"/>
+          <w:pgMar w:top="1000" w:right="870" w:bottom="1000" w:left="1150" w:header="560" w:footer="560" w:gutter="0"/>
+          <w:cols w:space="720"/>
+          <w:docGrid w:linePitch="360"/>
+        </w:sectPr>
+      </w:pPr>
+    </w:p>
+    <w:p>
+      <w:pPr>
+        <w:keepNext/>
+        <w:spacing w:before="1500" w:after="160" w:line="240" w:lineRule="auto"/>
+        <w:ind w:firstLine="0"/>
+        <w:jc w:val="center"/>
+      </w:pPr>
       <w:r>
-        <w:br w:type="page"/>
+        <w:rPr>
+          <w:rFonts w:ascii="EB Garamond" w:hAnsi="EB Garamond"/>
+          <w:color w:val="555555"/>
+          <w:spacing w:val="40"/>
+          <w:sz w:val="19"/>
+          <w:szCs w:val="19"/>
+        </w:rPr>
+        <w:t xml:space="preserve">CAPÍTULO 19</w:t>
       </w:r>
     </w:p>
     <w:p>
       <w:pPr>
-        <w:pStyle w:val="MyChapterTitle"/>
-        <w:spacing w:before="1440" w:after="560"/>
+        <w:keepNext/>
+        <w:spacing w:before="0" w:after="900" w:line="240" w:lineRule="auto"/>
+        <w:ind w:firstLine="0"/>
+        <w:jc w:val="center"/>
       </w:pPr>
       <w:r>
-        <w:t xml:space="preserve">CAPÍTULO 19 — FOI TUDO ÓTIMO</w:t>
+        <w:rPr>
+          <w:rFonts w:ascii="EB Garamond" w:hAnsi="EB Garamond"/>
+          <w:spacing w:val="10"/>
+          <w:sz w:val="34"/>
+          <w:szCs w:val="34"/>
+        </w:rPr>
+        <w:t xml:space="preserve">FOI TUDO ÓTIMO</w:t>
       </w:r>
     </w:p>
     <w:p>
+      <w:pPr>
+        <w:ind w:firstLine="0"/>
+      </w:pPr>
       <w:r>
-        <w:t xml:space="preserve">O médico falou comigo no corredor, e o intérprete falou pelo tablet.</w:t>
+        <w:rPr>
+          <w:smallCaps/>
+        </w:rPr>
+        <w:t xml:space="preserve">O médico falou comigo</w:t>
+      </w:r>
+      <w:r>
+        <w:t xml:space="preserve"> no corredor, e o intérprete falou pelo tablet.</w:t>
       </w:r>
     </w:p>
     <w:p>
@@ -935,12 +1151,13 @@
     </w:p>
     <w:p>
       <w:pPr>
-        <w:spacing w:before="240" w:after="240"/>
+        <w:keepNext/>
+        <w:spacing w:before="200" w:after="200"/>
         <w:ind w:firstLine="0"/>
         <w:jc w:val="center"/>
       </w:pPr>
       <w:r>
-        <w:t xml:space="preserve">*</w:t>
+        <w:t xml:space="preserve">*   *   *</w:t>
       </w:r>
     </w:p>
     <w:p>
@@ -962,9 +1179,6 @@
       </w:r>
     </w:p>
     <w:p>
-      <w:pPr>
-        <w:ind w:firstLine="0"/>
-      </w:pPr>
       <w:r>
         <w:t xml:space="preserve">— Ele está dizendo — a moça fez uma pausa, e eu vi, pela tela, que ela fechou os olhos por meio segundo — que o caso é terminal. Que não há tratamento curativo. Que agora o foco é o conforto dela.</w:t>
       </w:r>
@@ -975,9 +1189,6 @@
       </w:r>
     </w:p>
     <w:p>
-      <w:pPr>
-        <w:ind w:firstLine="0"/>
-      </w:pPr>
       <w:r>
         <w:t xml:space="preserve">— Quanto tempo? — perguntei.</w:t>
       </w:r>
@@ -1003,45 +1214,34 @@
       </w:r>
     </w:p>
     <w:p>
-      <w:pPr>
-        <w:ind w:firstLine="0"/>
-      </w:pPr>
       <w:r>
         <w:t xml:space="preserve">— Eu estou indo — disse ele.</w:t>
       </w:r>
     </w:p>
     <w:p>
-      <w:pPr>
-        <w:ind w:firstLine="0"/>
-      </w:pPr>
       <w:r>
         <w:t xml:space="preserve">— Não precisa. Fica com as meninas.</w:t>
       </w:r>
     </w:p>
     <w:p>
-      <w:pPr>
-        <w:ind w:firstLine="0"/>
-      </w:pPr>
       <w:r>
         <w:t xml:space="preserve">— Lu.</w:t>
       </w:r>
     </w:p>
     <w:p>
-      <w:pPr>
-        <w:ind w:firstLine="0"/>
-      </w:pPr>
       <w:r>
         <w:t xml:space="preserve">— Fica com as meninas. Eu dou conta.</w:t>
       </w:r>
     </w:p>
     <w:p>
       <w:pPr>
-        <w:spacing w:before="240" w:after="240"/>
+        <w:keepNext/>
+        <w:spacing w:before="200" w:after="200"/>
         <w:ind w:firstLine="0"/>
         <w:jc w:val="center"/>
       </w:pPr>
       <w:r>
-        <w:t xml:space="preserve">*</w:t>
+        <w:t xml:space="preserve">*   *   *</w:t>
       </w:r>
     </w:p>
     <w:p>
@@ -1058,17 +1258,11 @@
       </w:r>
     </w:p>
     <w:p>
-      <w:pPr>
-        <w:ind w:firstLine="0"/>
-      </w:pPr>
       <w:r>
         <w:t xml:space="preserve">— Filha.</w:t>
       </w:r>
     </w:p>
     <w:p>
-      <w:pPr>
-        <w:ind w:firstLine="0"/>
-      </w:pPr>
       <w:r>
         <w:t xml:space="preserve">— Oi, mãe.</w:t>
       </w:r>
@@ -1079,9 +1273,6 @@
       </w:r>
     </w:p>
     <w:p>
-      <w:pPr>
-        <w:ind w:firstLine="0"/>
-      </w:pPr>
       <w:r>
         <w:t xml:space="preserve">— E aí? — ela perguntou, com a voz arranhada. — Como é que foi?</w:t>
       </w:r>
@@ -1092,33 +1283,21 @@
       </w:r>
     </w:p>
     <w:p>
-      <w:pPr>
-        <w:ind w:firstLine="0"/>
-      </w:pPr>
       <w:r>
         <w:t xml:space="preserve">— Foi tudo ótimo, mãe.</w:t>
       </w:r>
     </w:p>
     <w:p>
-      <w:pPr>
-        <w:ind w:firstLine="0"/>
-      </w:pPr>
       <w:r>
         <w:t xml:space="preserve">Ela fechou os olhos e sorriu.</w:t>
       </w:r>
     </w:p>
     <w:p>
-      <w:pPr>
-        <w:ind w:firstLine="0"/>
-      </w:pPr>
       <w:r>
         <w:t xml:space="preserve">— Graças a Deus.</w:t>
       </w:r>
     </w:p>
     <w:p>
-      <w:pPr>
-        <w:ind w:firstLine="0"/>
-      </w:pPr>
       <w:r>
         <w:t xml:space="preserve">— Graças a Deus.</w:t>
       </w:r>
@@ -1140,7 +1319,26 @@
     </w:p>
     <w:p>
       <w:pPr>
-        <w:pageBreakBefore/>
+        <w:spacing w:before="0" w:after="0" w:line="20" w:lineRule="exact"/>
+        <w:ind w:firstLine="0"/>
+        <w:sectPr>
+          <w:headerReference w:type="even" r:id="rId9"/>
+          <w:headerReference w:type="default" r:id="rIdHCap4"/>
+          <w:headerReference w:type="first" r:id="rIdHVazio"/>
+          <w:footerReference w:type="even" r:id="rId10"/>
+          <w:footerReference w:type="default" r:id="rId10"/>
+          <w:footerReference w:type="first" r:id="rId10"/>
+          <w:type w:val="nextPage"/>
+          <w:pgSz w:w="7920" w:h="12240"/>
+          <w:pgMar w:top="1000" w:right="870" w:bottom="1000" w:left="1150" w:header="560" w:footer="560" w:gutter="0"/>
+          <w:cols w:space="720"/>
+          <w:titlePg/>
+          <w:docGrid w:linePitch="360"/>
+        </w:sectPr>
+      </w:pPr>
+    </w:p>
+    <w:p>
+      <w:pPr>
         <w:spacing w:before="0" w:after="0"/>
         <w:ind w:firstLine="0"/>
       </w:pPr>
@@ -1216,22 +1414,71 @@
       </w:r>
     </w:p>
     <w:p>
+      <w:pPr>
+        <w:spacing w:before="0" w:after="0" w:line="20" w:lineRule="exact"/>
+        <w:ind w:firstLine="0"/>
+        <w:sectPr>
+          <w:headerReference w:type="even" r:id="rIdHVazio"/>
+          <w:headerReference w:type="default" r:id="rIdHVazio"/>
+          <w:headerReference w:type="first" r:id="rIdHVazio"/>
+          <w:footerReference w:type="even" r:id="rIdFVazio"/>
+          <w:footerReference w:type="default" r:id="rIdFVazio"/>
+          <w:footerReference w:type="first" r:id="rIdFVazio"/>
+          <w:type w:val="nextPage"/>
+          <w:pgSz w:w="7920" w:h="12240"/>
+          <w:pgMar w:top="1000" w:right="870" w:bottom="1000" w:left="1150" w:header="560" w:footer="560" w:gutter="0"/>
+          <w:cols w:space="720"/>
+          <w:docGrid w:linePitch="360"/>
+        </w:sectPr>
+      </w:pPr>
+    </w:p>
+    <w:p>
+      <w:pPr>
+        <w:keepNext/>
+        <w:spacing w:before="1500" w:after="160" w:line="240" w:lineRule="auto"/>
+        <w:ind w:firstLine="0"/>
+        <w:jc w:val="center"/>
+      </w:pPr>
       <w:r>
-        <w:br w:type="page"/>
+        <w:rPr>
+          <w:rFonts w:ascii="EB Garamond" w:hAnsi="EB Garamond"/>
+          <w:color w:val="555555"/>
+          <w:spacing w:val="40"/>
+          <w:sz w:val="19"/>
+          <w:szCs w:val="19"/>
+        </w:rPr>
+        <w:t xml:space="preserve">CAPÍTULO 20</w:t>
       </w:r>
     </w:p>
     <w:p>
       <w:pPr>
-        <w:pStyle w:val="MyChapterTitle"/>
-        <w:spacing w:before="1440" w:after="560"/>
+        <w:keepNext/>
+        <w:spacing w:before="0" w:after="900" w:line="240" w:lineRule="auto"/>
+        <w:ind w:firstLine="0"/>
+        <w:jc w:val="center"/>
       </w:pPr>
       <w:r>
-        <w:t xml:space="preserve">CAPÍTULO 20 — O OLHAR DELA</w:t>
+        <w:rPr>
+          <w:rFonts w:ascii="EB Garamond" w:hAnsi="EB Garamond"/>
+          <w:spacing w:val="10"/>
+          <w:sz w:val="34"/>
+          <w:szCs w:val="34"/>
+        </w:rPr>
+        <w:t xml:space="preserve">O OLHAR DELA</w:t>
       </w:r>
     </w:p>
     <w:p>
+      <w:pPr>
+        <w:ind w:firstLine="0"/>
+      </w:pPr>
       <w:r>
-        <w:t xml:space="preserve">Uma semana depois, o mesmo médico pediu para falar comigo de novo, e dessa vez me chamou para uma sala.</w:t>
+        <w:rPr>
+          <w:smallCaps/>
+        </w:rPr>
+        <w:t xml:space="preserve">Uma semana depois, o</w:t>
+      </w:r>
+      <w:r>
+        <w:t xml:space="preserve"> mesmo médico pediu para falar comigo de novo, e dessa vez me chamou para uma sala.</w:t>
       </w:r>
     </w:p>
     <w:p>
@@ -1260,25 +1507,16 @@
       </w:r>
     </w:p>
     <w:p>
-      <w:pPr>
-        <w:ind w:firstLine="0"/>
-      </w:pPr>
       <w:r>
         <w:t xml:space="preserve">Eu fiquei olhando para a caixa de lenços.</w:t>
       </w:r>
     </w:p>
     <w:p>
-      <w:pPr>
-        <w:ind w:firstLine="0"/>
-      </w:pPr>
       <w:r>
         <w:t xml:space="preserve">— A senhora entendeu? — perguntou o rapaz do tablet. — Ele está dizendo que tem tratamento.</w:t>
       </w:r>
     </w:p>
     <w:p>
-      <w:pPr>
-        <w:ind w:firstLine="0"/>
-      </w:pPr>
       <w:r>
         <w:t xml:space="preserve">— Entendi.</w:t>
       </w:r>
@@ -1289,29 +1527,24 @@
       </w:r>
     </w:p>
     <w:p>
-      <w:pPr>
-        <w:ind w:firstLine="0"/>
-      </w:pPr>
       <w:r>
         <w:t xml:space="preserve">O médico continuava curvado.</w:t>
       </w:r>
     </w:p>
     <w:p>
-      <w:pPr>
-        <w:ind w:firstLine="0"/>
-      </w:pPr>
       <w:r>
         <w:t xml:space="preserve">— Pode levantar — eu disse, em português, e depois tentei em japonês, errado, e o rapaz do tablet traduziu direito.</w:t>
       </w:r>
     </w:p>
     <w:p>
       <w:pPr>
-        <w:spacing w:before="240" w:after="240"/>
+        <w:keepNext/>
+        <w:spacing w:before="200" w:after="200"/>
         <w:ind w:firstLine="0"/>
         <w:jc w:val="center"/>
       </w:pPr>
       <w:r>
-        <w:t xml:space="preserve">*</w:t>
+        <w:t xml:space="preserve">*   *   *</w:t>
       </w:r>
     </w:p>
     <w:p>
@@ -1328,9 +1561,6 @@
       </w:r>
     </w:p>
     <w:p>
-      <w:pPr>
-        <w:ind w:firstLine="0"/>
-      </w:pPr>
       <w:r>
         <w:t xml:space="preserve">Ela aceitou.</w:t>
       </w:r>
@@ -1356,33 +1586,21 @@
       </w:r>
     </w:p>
     <w:p>
-      <w:pPr>
-        <w:ind w:firstLine="0"/>
-      </w:pPr>
       <w:r>
         <w:t xml:space="preserve">— Que foi, mãe?</w:t>
       </w:r>
     </w:p>
     <w:p>
-      <w:pPr>
-        <w:ind w:firstLine="0"/>
-      </w:pPr>
       <w:r>
         <w:t xml:space="preserve">— Nada.</w:t>
       </w:r>
     </w:p>
     <w:p>
-      <w:pPr>
-        <w:ind w:firstLine="0"/>
-      </w:pPr>
       <w:r>
         <w:t xml:space="preserve">— A senhora está me olhando.</w:t>
       </w:r>
     </w:p>
     <w:p>
-      <w:pPr>
-        <w:ind w:firstLine="0"/>
-      </w:pPr>
       <w:r>
         <w:t xml:space="preserve">— Não posso olhar minha filha?</w:t>
       </w:r>
@@ -1398,16 +1616,32 @@
       </w:r>
     </w:p>
     <w:p>
-      <w:pPr>
-        <w:ind w:firstLine="0"/>
-      </w:pPr>
       <w:r>
         <w:t xml:space="preserve">Eu não abri os olhos. Deixei ela terminar.</w:t>
       </w:r>
     </w:p>
     <w:p>
       <w:pPr>
-        <w:pageBreakBefore/>
+        <w:spacing w:before="0" w:after="0" w:line="20" w:lineRule="exact"/>
+        <w:ind w:firstLine="0"/>
+        <w:sectPr>
+          <w:headerReference w:type="even" r:id="rId9"/>
+          <w:headerReference w:type="default" r:id="rIdHCap5"/>
+          <w:headerReference w:type="first" r:id="rIdHVazio"/>
+          <w:footerReference w:type="even" r:id="rId10"/>
+          <w:footerReference w:type="default" r:id="rId10"/>
+          <w:footerReference w:type="first" r:id="rId10"/>
+          <w:type w:val="nextPage"/>
+          <w:pgSz w:w="7920" w:h="12240"/>
+          <w:pgMar w:top="1000" w:right="870" w:bottom="1000" w:left="1150" w:header="560" w:footer="560" w:gutter="0"/>
+          <w:cols w:space="720"/>
+          <w:titlePg/>
+          <w:docGrid w:linePitch="360"/>
+        </w:sectPr>
+      </w:pPr>
+    </w:p>
+    <w:p>
+      <w:pPr>
         <w:spacing w:before="0" w:after="0"/>
         <w:ind w:firstLine="0"/>
       </w:pPr>
@@ -1510,18 +1744,33 @@
       </w:r>
     </w:p>
     <w:p>
-      <w:r>
-        <w:br w:type="page"/>
-      </w:r>
+      <w:pPr>
+        <w:spacing w:before="0" w:after="0" w:line="20" w:lineRule="exact"/>
+        <w:ind w:firstLine="0"/>
+        <w:sectPr>
+          <w:headerReference w:type="even" r:id="rIdHVazio"/>
+          <w:headerReference w:type="default" r:id="rIdHVazio"/>
+          <w:headerReference w:type="first" r:id="rIdHVazio"/>
+          <w:footerReference w:type="even" r:id="rIdFVazio"/>
+          <w:footerReference w:type="default" r:id="rIdFVazio"/>
+          <w:footerReference w:type="first" r:id="rIdFVazio"/>
+          <w:type w:val="nextPage"/>
+          <w:pgSz w:w="7920" w:h="12240"/>
+          <w:pgMar w:top="1000" w:right="870" w:bottom="1000" w:left="1150" w:header="560" w:footer="560" w:gutter="0"/>
+          <w:cols w:space="720"/>
+          <w:docGrid w:linePitch="360"/>
+        </w:sectPr>
+      </w:pPr>
     </w:p>
     <w:p>
       <w:pPr>
-        <w:spacing w:before="240" w:after="240"/>
+        <w:keepNext/>
+        <w:spacing w:before="200" w:after="200"/>
         <w:ind w:firstLine="0"/>
         <w:jc w:val="center"/>
       </w:pPr>
       <w:r>
-        <w:t xml:space="preserve">*</w:t>
+        <w:t xml:space="preserve">*   *   *</w:t>
       </w:r>
     </w:p>
     <w:p>
@@ -1553,9 +1802,6 @@
       </w:r>
     </w:p>
     <w:p>
-      <w:pPr>
-        <w:ind w:firstLine="0"/>
-      </w:pPr>
       <w:r>
         <w:t xml:space="preserve">E não consegui respirar.</w:t>
       </w:r>
@@ -1576,10 +1822,15 @@
       </w:r>
     </w:p>
     <w:sectPr>
-      <w:headerReference w:type="default" r:id="rId9"/>
+      <w:headerReference w:type="even" r:id="rId9"/>
+      <w:headerReference w:type="default" r:id="rIdHCap5"/>
+      <w:headerReference w:type="first" r:id="rIdHVazio"/>
+      <w:footerReference w:type="even" r:id="rId10"/>
       <w:footerReference w:type="default" r:id="rId10"/>
+      <w:footerReference w:type="first" r:id="rId10"/>
+      <w:type w:val="nextPage"/>
       <w:pgSz w:w="7920" w:h="12240"/>
-      <w:pgMar w:top="1037" w:right="979" w:bottom="1037" w:left="1123" w:header="403" w:footer="461" w:gutter="0"/>
+      <w:pgMar w:top="1000" w:right="870" w:bottom="1000" w:left="1150" w:header="560" w:footer="560" w:gutter="0"/>
       <w:cols w:space="720"/>
       <w:docGrid w:linePitch="360"/>
     </w:sectPr>
@@ -1607,6 +1858,17 @@
 </w:ftr>
 </file>
 
+<file path=word/footer_vazio.xml><?xml version="1.0" encoding="utf-8"?>
+<w:ftr xmlns:m="http://schemas.openxmlformats.org/officeDocument/2006/math" xmlns:mc="http://schemas.openxmlformats.org/markup-compatibility/2006" xmlns:mo="http://schemas.microsoft.com/office/mac/office/2008/main" xmlns:mv="urn:schemas-microsoft-com:mac:vml" xmlns:o="urn:schemas-microsoft-com:office:office" xmlns:r="http://schemas.openxmlformats.org/officeDocument/2006/relationships" xmlns:v="urn:schemas-microsoft-com:vml" xmlns:w10="urn:schemas-microsoft-com:office:word" xmlns:w14="http://schemas.microsoft.com/office/word/2010/wordml" xmlns:w="http://schemas.openxmlformats.org/wordprocessingml/2006/main" xmlns:wne="http://schemas.microsoft.com/office/word/2006/wordml" xmlns:wp14="http://schemas.microsoft.com/office/word/2010/wordprocessingDrawing" xmlns:wp="http://schemas.openxmlformats.org/drawingml/2006/wordprocessingDrawing" xmlns:wpc="http://schemas.microsoft.com/office/word/2010/wordprocessingCanvas" xmlns:wpg="http://schemas.microsoft.com/office/word/2010/wordprocessingGroup" xmlns:wpi="http://schemas.microsoft.com/office/word/2010/wordprocessingInk" xmlns:wps="http://schemas.microsoft.com/office/word/2010/wordprocessingShape" mc:Ignorable="w14 wp14">
+  <w:p>
+    <w:pPr>
+      <w:pStyle w:val="Header"/>
+      <w:jc w:val="center"/>
+    </w:pPr>
+  </w:p>
+</w:ftr>
+</file>
+
 <file path=word/header1.xml><?xml version="1.0" encoding="utf-8"?>
 <w:hdr xmlns:m="http://schemas.openxmlformats.org/officeDocument/2006/math" xmlns:mc="http://schemas.openxmlformats.org/markup-compatibility/2006" xmlns:mo="http://schemas.microsoft.com/office/mac/office/2008/main" xmlns:mv="urn:schemas-microsoft-com:mac:vml" xmlns:o="urn:schemas-microsoft-com:office:office" xmlns:r="http://schemas.openxmlformats.org/officeDocument/2006/relationships" xmlns:v="urn:schemas-microsoft-com:vml" xmlns:w10="urn:schemas-microsoft-com:office:word" xmlns:w14="http://schemas.microsoft.com/office/word/2010/wordml" xmlns:w="http://schemas.openxmlformats.org/wordprocessingml/2006/main" xmlns:wne="http://schemas.microsoft.com/office/word/2006/wordml" xmlns:wp14="http://schemas.microsoft.com/office/word/2010/wordprocessingDrawing" xmlns:wp="http://schemas.openxmlformats.org/drawingml/2006/wordprocessingDrawing" xmlns:wpc="http://schemas.microsoft.com/office/word/2010/wordprocessingCanvas" xmlns:wpg="http://schemas.microsoft.com/office/word/2010/wordprocessingGroup" xmlns:wpi="http://schemas.microsoft.com/office/word/2010/wordprocessingInk" xmlns:wps="http://schemas.microsoft.com/office/word/2010/wordprocessingShape" mc:Ignorable="w14 wp14">
   <w:p>
@@ -1622,6 +1884,112 @@
       </w:rPr>
       <w:t>A MENINA ELEFANTE</w:t>
     </w:r>
+  </w:p>
+</w:hdr>
+</file>
+
+<file path=word/header_cap1.xml><?xml version="1.0" encoding="utf-8"?>
+<w:hdr xmlns:m="http://schemas.openxmlformats.org/officeDocument/2006/math" xmlns:mc="http://schemas.openxmlformats.org/markup-compatibility/2006" xmlns:mo="http://schemas.microsoft.com/office/mac/office/2008/main" xmlns:mv="urn:schemas-microsoft-com:mac:vml" xmlns:o="urn:schemas-microsoft-com:office:office" xmlns:r="http://schemas.openxmlformats.org/officeDocument/2006/relationships" xmlns:v="urn:schemas-microsoft-com:vml" xmlns:w10="urn:schemas-microsoft-com:office:word" xmlns:w14="http://schemas.microsoft.com/office/word/2010/wordml" xmlns:w="http://schemas.openxmlformats.org/wordprocessingml/2006/main" xmlns:wne="http://schemas.microsoft.com/office/word/2006/wordml" xmlns:wp14="http://schemas.microsoft.com/office/word/2010/wordprocessingDrawing" xmlns:wp="http://schemas.openxmlformats.org/drawingml/2006/wordprocessingDrawing" xmlns:wpc="http://schemas.microsoft.com/office/word/2010/wordprocessingCanvas" xmlns:wpg="http://schemas.microsoft.com/office/word/2010/wordprocessingGroup" xmlns:wpi="http://schemas.microsoft.com/office/word/2010/wordprocessingInk" xmlns:wps="http://schemas.microsoft.com/office/word/2010/wordprocessingShape" mc:Ignorable="w14 wp14">
+  <w:p>
+    <w:pPr>
+      <w:pStyle w:val="Header"/>
+      <w:jc w:val="center"/>
+    </w:pPr>
+    <w:r>
+      <w:rPr>
+        <w:rFonts w:ascii="EB Garamond" w:hAnsi="EB Garamond"/>
+        <w:i/>
+        <w:sz w:val="17"/>
+      </w:rPr>
+      <w:t xml:space="preserve">TUDO DO MEU JEITO</w:t>
+    </w:r>
+  </w:p>
+</w:hdr>
+</file>
+
+<file path=word/header_cap2.xml><?xml version="1.0" encoding="utf-8"?>
+<w:hdr xmlns:m="http://schemas.openxmlformats.org/officeDocument/2006/math" xmlns:mc="http://schemas.openxmlformats.org/markup-compatibility/2006" xmlns:mo="http://schemas.microsoft.com/office/mac/office/2008/main" xmlns:mv="urn:schemas-microsoft-com:mac:vml" xmlns:o="urn:schemas-microsoft-com:office:office" xmlns:r="http://schemas.openxmlformats.org/officeDocument/2006/relationships" xmlns:v="urn:schemas-microsoft-com:vml" xmlns:w10="urn:schemas-microsoft-com:office:word" xmlns:w14="http://schemas.microsoft.com/office/word/2010/wordml" xmlns:w="http://schemas.openxmlformats.org/wordprocessingml/2006/main" xmlns:wne="http://schemas.microsoft.com/office/word/2006/wordml" xmlns:wp14="http://schemas.microsoft.com/office/word/2010/wordprocessingDrawing" xmlns:wp="http://schemas.openxmlformats.org/drawingml/2006/wordprocessingDrawing" xmlns:wpc="http://schemas.microsoft.com/office/word/2010/wordprocessingCanvas" xmlns:wpg="http://schemas.microsoft.com/office/word/2010/wordprocessingGroup" xmlns:wpi="http://schemas.microsoft.com/office/word/2010/wordprocessingInk" xmlns:wps="http://schemas.microsoft.com/office/word/2010/wordprocessingShape" mc:Ignorable="w14 wp14">
+  <w:p>
+    <w:pPr>
+      <w:pStyle w:val="Header"/>
+      <w:jc w:val="center"/>
+    </w:pPr>
+    <w:r>
+      <w:rPr>
+        <w:rFonts w:ascii="EB Garamond" w:hAnsi="EB Garamond"/>
+        <w:i/>
+        <w:sz w:val="17"/>
+      </w:rPr>
+      <w:t xml:space="preserve">TODO MUNDO SABIA</w:t>
+    </w:r>
+  </w:p>
+</w:hdr>
+</file>
+
+<file path=word/header_cap3.xml><?xml version="1.0" encoding="utf-8"?>
+<w:hdr xmlns:m="http://schemas.openxmlformats.org/officeDocument/2006/math" xmlns:mc="http://schemas.openxmlformats.org/markup-compatibility/2006" xmlns:mo="http://schemas.microsoft.com/office/mac/office/2008/main" xmlns:mv="urn:schemas-microsoft-com:mac:vml" xmlns:o="urn:schemas-microsoft-com:office:office" xmlns:r="http://schemas.openxmlformats.org/officeDocument/2006/relationships" xmlns:v="urn:schemas-microsoft-com:vml" xmlns:w10="urn:schemas-microsoft-com:office:word" xmlns:w14="http://schemas.microsoft.com/office/word/2010/wordml" xmlns:w="http://schemas.openxmlformats.org/wordprocessingml/2006/main" xmlns:wne="http://schemas.microsoft.com/office/word/2006/wordml" xmlns:wp14="http://schemas.microsoft.com/office/word/2010/wordprocessingDrawing" xmlns:wp="http://schemas.openxmlformats.org/drawingml/2006/wordprocessingDrawing" xmlns:wpc="http://schemas.microsoft.com/office/word/2010/wordprocessingCanvas" xmlns:wpg="http://schemas.microsoft.com/office/word/2010/wordprocessingGroup" xmlns:wpi="http://schemas.microsoft.com/office/word/2010/wordprocessingInk" xmlns:wps="http://schemas.microsoft.com/office/word/2010/wordprocessingShape" mc:Ignorable="w14 wp14">
+  <w:p>
+    <w:pPr>
+      <w:pStyle w:val="Header"/>
+      <w:jc w:val="center"/>
+    </w:pPr>
+    <w:r>
+      <w:rPr>
+        <w:rFonts w:ascii="EB Garamond" w:hAnsi="EB Garamond"/>
+        <w:i/>
+        <w:sz w:val="17"/>
+      </w:rPr>
+      <w:t xml:space="preserve">LONGE DAS VOZES</w:t>
+    </w:r>
+  </w:p>
+</w:hdr>
+</file>
+
+<file path=word/header_cap4.xml><?xml version="1.0" encoding="utf-8"?>
+<w:hdr xmlns:m="http://schemas.openxmlformats.org/officeDocument/2006/math" xmlns:mc="http://schemas.openxmlformats.org/markup-compatibility/2006" xmlns:mo="http://schemas.microsoft.com/office/mac/office/2008/main" xmlns:mv="urn:schemas-microsoft-com:mac:vml" xmlns:o="urn:schemas-microsoft-com:office:office" xmlns:r="http://schemas.openxmlformats.org/officeDocument/2006/relationships" xmlns:v="urn:schemas-microsoft-com:vml" xmlns:w10="urn:schemas-microsoft-com:office:word" xmlns:w14="http://schemas.microsoft.com/office/word/2010/wordml" xmlns:w="http://schemas.openxmlformats.org/wordprocessingml/2006/main" xmlns:wne="http://schemas.microsoft.com/office/word/2006/wordml" xmlns:wp14="http://schemas.microsoft.com/office/word/2010/wordprocessingDrawing" xmlns:wp="http://schemas.openxmlformats.org/drawingml/2006/wordprocessingDrawing" xmlns:wpc="http://schemas.microsoft.com/office/word/2010/wordprocessingCanvas" xmlns:wpg="http://schemas.microsoft.com/office/word/2010/wordprocessingGroup" xmlns:wpi="http://schemas.microsoft.com/office/word/2010/wordprocessingInk" xmlns:wps="http://schemas.microsoft.com/office/word/2010/wordprocessingShape" mc:Ignorable="w14 wp14">
+  <w:p>
+    <w:pPr>
+      <w:pStyle w:val="Header"/>
+      <w:jc w:val="center"/>
+    </w:pPr>
+    <w:r>
+      <w:rPr>
+        <w:rFonts w:ascii="EB Garamond" w:hAnsi="EB Garamond"/>
+        <w:i/>
+        <w:sz w:val="17"/>
+      </w:rPr>
+      <w:t xml:space="preserve">FOI TUDO ÓTIMO</w:t>
+    </w:r>
+  </w:p>
+</w:hdr>
+</file>
+
+<file path=word/header_cap5.xml><?xml version="1.0" encoding="utf-8"?>
+<w:hdr xmlns:m="http://schemas.openxmlformats.org/officeDocument/2006/math" xmlns:mc="http://schemas.openxmlformats.org/markup-compatibility/2006" xmlns:mo="http://schemas.microsoft.com/office/mac/office/2008/main" xmlns:mv="urn:schemas-microsoft-com:mac:vml" xmlns:o="urn:schemas-microsoft-com:office:office" xmlns:r="http://schemas.openxmlformats.org/officeDocument/2006/relationships" xmlns:v="urn:schemas-microsoft-com:vml" xmlns:w10="urn:schemas-microsoft-com:office:word" xmlns:w14="http://schemas.microsoft.com/office/word/2010/wordml" xmlns:w="http://schemas.openxmlformats.org/wordprocessingml/2006/main" xmlns:wne="http://schemas.microsoft.com/office/word/2006/wordml" xmlns:wp14="http://schemas.microsoft.com/office/word/2010/wordprocessingDrawing" xmlns:wp="http://schemas.openxmlformats.org/drawingml/2006/wordprocessingDrawing" xmlns:wpc="http://schemas.microsoft.com/office/word/2010/wordprocessingCanvas" xmlns:wpg="http://schemas.microsoft.com/office/word/2010/wordprocessingGroup" xmlns:wpi="http://schemas.microsoft.com/office/word/2010/wordprocessingInk" xmlns:wps="http://schemas.microsoft.com/office/word/2010/wordprocessingShape" mc:Ignorable="w14 wp14">
+  <w:p>
+    <w:pPr>
+      <w:pStyle w:val="Header"/>
+      <w:jc w:val="center"/>
+    </w:pPr>
+    <w:r>
+      <w:rPr>
+        <w:rFonts w:ascii="EB Garamond" w:hAnsi="EB Garamond"/>
+        <w:i/>
+        <w:sz w:val="17"/>
+      </w:rPr>
+      <w:t xml:space="preserve">O OLHAR DELA</w:t>
+    </w:r>
+  </w:p>
+</w:hdr>
+</file>
+
+<file path=word/header_vazio.xml><?xml version="1.0" encoding="utf-8"?>
+<w:hdr xmlns:m="http://schemas.openxmlformats.org/officeDocument/2006/math" xmlns:mc="http://schemas.openxmlformats.org/markup-compatibility/2006" xmlns:mo="http://schemas.microsoft.com/office/mac/office/2008/main" xmlns:mv="urn:schemas-microsoft-com:mac:vml" xmlns:o="urn:schemas-microsoft-com:office:office" xmlns:r="http://schemas.openxmlformats.org/officeDocument/2006/relationships" xmlns:v="urn:schemas-microsoft-com:vml" xmlns:w10="urn:schemas-microsoft-com:office:word" xmlns:w14="http://schemas.microsoft.com/office/word/2010/wordml" xmlns:w="http://schemas.openxmlformats.org/wordprocessingml/2006/main" xmlns:wne="http://schemas.microsoft.com/office/word/2006/wordml" xmlns:wp14="http://schemas.microsoft.com/office/word/2010/wordprocessingDrawing" xmlns:wp="http://schemas.openxmlformats.org/drawingml/2006/wordprocessingDrawing" xmlns:wpc="http://schemas.microsoft.com/office/word/2010/wordprocessingCanvas" xmlns:wpg="http://schemas.microsoft.com/office/word/2010/wordprocessingGroup" xmlns:wpi="http://schemas.microsoft.com/office/word/2010/wordprocessingInk" xmlns:wps="http://schemas.microsoft.com/office/word/2010/wordprocessingShape" mc:Ignorable="w14 wp14">
+  <w:p>
+    <w:pPr>
+      <w:pStyle w:val="Header"/>
+      <w:jc w:val="center"/>
+    </w:pPr>
   </w:p>
 </w:hdr>
 </file>
@@ -1837,7 +2205,7 @@
         <w:rFonts w:asciiTheme="minorHAnsi" w:eastAsiaTheme="minorEastAsia" w:hAnsiTheme="minorHAnsi" w:cstheme="minorBidi"/>
         <w:sz w:val="22"/>
         <w:szCs w:val="22"/>
-        <w:lang w:val="en-US" w:eastAsia="en-US" w:bidi="ar-SA"/>
+        <w:lang w:val="pt-BR" w:eastAsia="ja-JP" w:bidi="ar-SA"/>
       </w:rPr>
     </w:rPrDefault>
     <w:pPrDefault>
@@ -1988,15 +2356,17 @@
   <w:style w:type="paragraph" w:default="1" w:styleId="Normal">
     <w:name w:val="Normal"/>
     <w:qFormat/>
-    <w:rsid w:val="00FC693F"/>
-    <w:pPr>
-      <w:spacing w:line="307" w:lineRule="auto" w:after="44"/>
-      <w:ind w:firstLine="331"/>
+    <w:pPr>
+      <w:widowControl/>
+      <w:spacing w:after="0" w:line="352" w:lineRule="exact"/>
+      <w:ind w:firstLine="340"/>
       <w:jc w:val="both"/>
     </w:pPr>
     <w:rPr>
-      <w:rFonts w:ascii="EB Garamond" w:hAnsi="EB Garamond" w:eastAsia="EB Garamond"/>
-      <w:sz w:val="26"/>
+      <w:rFonts w:ascii="EB Garamond" w:hAnsi="EB Garamond" w:eastAsia="EB Garamond" w:cs="EB Garamond"/>
+      <w:sz w:val="24"/>
+      <w:szCs w:val="24"/>
+      <w:lang w:val="pt-BR"/>
     </w:rPr>
   </w:style>
   <w:style w:type="paragraph" w:styleId="Header">
@@ -2012,6 +2382,8 @@
         <w:tab w:val="right" w:pos="9360"/>
       </w:tabs>
       <w:spacing w:after="0" w:line="240" w:lineRule="auto"/>
+      <w:ind w:firstLine="0"/>
+      <w:jc w:val="center"/>
     </w:pPr>
   </w:style>
   <w:style w:type="character" w:customStyle="1" w:styleId="HeaderChar">
@@ -2034,6 +2406,8 @@
         <w:tab w:val="right" w:pos="9360"/>
       </w:tabs>
       <w:spacing w:after="0" w:line="240" w:lineRule="auto"/>
+      <w:ind w:firstLine="0"/>
+      <w:jc w:val="center"/>
     </w:pPr>
   </w:style>
   <w:style w:type="character" w:customStyle="1" w:styleId="FooterChar">

--- a/menina_elefante/saidas/A_Menina_Elefante_V2_Parte_IV.docx
+++ b/menina_elefante/saidas/A_Menina_Elefante_V2_Parte_IV.docx
@@ -480,7 +480,7 @@
               <a:graphicData uri="http://schemas.openxmlformats.org/drawingml/2006/picture">
                 <pic:pic xmlns:pic="http://schemas.openxmlformats.org/drawingml/2006/picture">
                   <pic:nvPicPr>
-                    <pic:cNvPr id="1001" name="destaque_ramo_dir.png"/>
+                    <pic:cNvPr id="1001" name="destaque_oliveira_arco_dir.png"/>
                     <pic:cNvPicPr/>
                   </pic:nvPicPr>
                   <pic:blipFill>
@@ -811,7 +811,7 @@
               <a:graphicData uri="http://schemas.openxmlformats.org/drawingml/2006/picture">
                 <pic:pic xmlns:pic="http://schemas.openxmlformats.org/drawingml/2006/picture">
                   <pic:nvPicPr>
-                    <pic:cNvPr id="1002" name="destaque_relogio_esq.png"/>
+                    <pic:cNvPr id="1002" name="destaque_oliveira_longa_esq.png"/>
                     <pic:cNvPicPr/>
                   </pic:nvPicPr>
                   <pic:blipFill>
@@ -1361,7 +1361,7 @@
               <a:graphicData uri="http://schemas.openxmlformats.org/drawingml/2006/picture">
                 <pic:pic xmlns:pic="http://schemas.openxmlformats.org/drawingml/2006/picture">
                   <pic:nvPicPr>
-                    <pic:cNvPr id="1003" name="destaque_vinha_dir.png"/>
+                    <pic:cNvPr id="1003" name="destaque_oliveira_cruzada_dir.png"/>
                     <pic:cNvPicPr/>
                   </pic:nvPicPr>
                   <pic:blipFill>
@@ -1664,7 +1664,7 @@
               <a:graphicData uri="http://schemas.openxmlformats.org/drawingml/2006/picture">
                 <pic:pic xmlns:pic="http://schemas.openxmlformats.org/drawingml/2006/picture">
                   <pic:nvPicPr>
-                    <pic:cNvPr id="1004" name="destaque_ramo_esq.png"/>
+                    <pic:cNvPr id="1004" name="destaque_oliveira_arco_esq.png"/>
                     <pic:cNvPicPr/>
                   </pic:nvPicPr>
                   <pic:blipFill>

--- a/menina_elefante/saidas/A_Menina_Elefante_V2_Parte_IV.docx
+++ b/menina_elefante/saidas/A_Menina_Elefante_V2_Parte_IV.docx
@@ -507,7 +507,7 @@
     </w:p>
     <w:p>
       <w:pPr>
-        <w:spacing w:before="900" w:after="0" w:line="1073" w:lineRule="exact"/>
+        <w:spacing w:before="900" w:after="0" w:line="1013" w:lineRule="exact"/>
         <w:ind w:firstLine="0"/>
         <w:jc w:val="left"/>
       </w:pPr>
@@ -516,8 +516,8 @@
           <w:rFonts w:ascii="Bebas Neue" w:hAnsi="Bebas Neue" w:cs="Bebas Neue"/>
           <w:caps/>
           <w:color w:val="A9A9A4"/>
-          <w:sz w:val="104"/>
-          <w:szCs w:val="104"/>
+          <w:sz w:val="98"/>
+          <w:szCs w:val="98"/>
         </w:rPr>
         <w:t xml:space="preserve">NINGUÉM DIZIA QUE O KOUSUKE </w:t>
       </w:r>
@@ -526,8 +526,8 @@
           <w:rFonts w:ascii="Bebas Neue" w:hAnsi="Bebas Neue" w:cs="Bebas Neue"/>
           <w:caps/>
           <w:color w:val="FFFFFF"/>
-          <w:sz w:val="104"/>
-          <w:szCs w:val="104"/>
+          <w:sz w:val="98"/>
+          <w:szCs w:val="98"/>
         </w:rPr>
         <w:t xml:space="preserve">TINHA SORTE DE TER A MIM</w:t>
       </w:r>
@@ -536,8 +536,8 @@
           <w:rFonts w:ascii="Bebas Neue" w:hAnsi="Bebas Neue" w:cs="Bebas Neue"/>
           <w:caps/>
           <w:color w:val="A9A9A4"/>
-          <w:sz w:val="104"/>
-          <w:szCs w:val="104"/>
+          <w:sz w:val="98"/>
+          <w:szCs w:val="98"/>
         </w:rPr>
         <w:t xml:space="preserve">.</w:t>
       </w:r>
@@ -811,7 +811,7 @@
               <a:graphicData uri="http://schemas.openxmlformats.org/drawingml/2006/picture">
                 <pic:pic xmlns:pic="http://schemas.openxmlformats.org/drawingml/2006/picture">
                   <pic:nvPicPr>
-                    <pic:cNvPr id="1002" name="destaque_oliveira_longa_esq.png"/>
+                    <pic:cNvPr id="1002" name="destaque_oliveira_longa_esq_azeitonas.png"/>
                     <pic:cNvPicPr/>
                   </pic:nvPicPr>
                   <pic:blipFill>
@@ -838,7 +838,7 @@
     </w:p>
     <w:p>
       <w:pPr>
-        <w:spacing w:before="900" w:after="0" w:line="1183" w:lineRule="exact"/>
+        <w:spacing w:before="900" w:after="0" w:line="1181" w:lineRule="exact"/>
         <w:ind w:firstLine="0"/>
         <w:jc w:val="right"/>
       </w:pPr>
@@ -847,8 +847,8 @@
           <w:rFonts w:ascii="Bebas Neue" w:hAnsi="Bebas Neue" w:cs="Bebas Neue"/>
           <w:caps/>
           <w:color w:val="A9A9A4"/>
-          <w:sz w:val="116"/>
-          <w:szCs w:val="116"/>
+          <w:sz w:val="114"/>
+          <w:szCs w:val="114"/>
         </w:rPr>
         <w:t xml:space="preserve">VOCÊ TEM CERTEZA, OU VOCÊ ESTÁ </w:t>
       </w:r>
@@ -857,8 +857,8 @@
           <w:rFonts w:ascii="Bebas Neue" w:hAnsi="Bebas Neue" w:cs="Bebas Neue"/>
           <w:caps/>
           <w:color w:val="FFFFFF"/>
-          <w:sz w:val="116"/>
-          <w:szCs w:val="116"/>
+          <w:sz w:val="114"/>
+          <w:szCs w:val="114"/>
         </w:rPr>
         <w:t xml:space="preserve">CANSADA</w:t>
       </w:r>
@@ -867,8 +867,8 @@
           <w:rFonts w:ascii="Bebas Neue" w:hAnsi="Bebas Neue" w:cs="Bebas Neue"/>
           <w:caps/>
           <w:color w:val="A9A9A4"/>
-          <w:sz w:val="116"/>
-          <w:szCs w:val="116"/>
+          <w:sz w:val="114"/>
+          <w:szCs w:val="114"/>
         </w:rPr>
         <w:t xml:space="preserve">?</w:t>
       </w:r>
@@ -1361,7 +1361,7 @@
               <a:graphicData uri="http://schemas.openxmlformats.org/drawingml/2006/picture">
                 <pic:pic xmlns:pic="http://schemas.openxmlformats.org/drawingml/2006/picture">
                   <pic:nvPicPr>
-                    <pic:cNvPr id="1003" name="destaque_oliveira_cruzada_dir.png"/>
+                    <pic:cNvPr id="1003" name="destaque_oliveira_coroa_dir.png"/>
                     <pic:cNvPicPr/>
                   </pic:nvPicPr>
                   <pic:blipFill>
@@ -1664,7 +1664,7 @@
               <a:graphicData uri="http://schemas.openxmlformats.org/drawingml/2006/picture">
                 <pic:pic xmlns:pic="http://schemas.openxmlformats.org/drawingml/2006/picture">
                   <pic:nvPicPr>
-                    <pic:cNvPr id="1004" name="destaque_oliveira_arco_esq.png"/>
+                    <pic:cNvPr id="1004" name="destaque_oliveira_cruzada_esq.png"/>
                     <pic:cNvPicPr/>
                   </pic:nvPicPr>
                   <pic:blipFill>
